--- a/pr-preview/pr-333/data-handout-tracked-changes.docx
+++ b/pr-preview/pr-333/data-handout-tracked-changes.docx
@@ -16,7 +16,7 @@
       </w:pPr>
       <w:del w:id="1" w:author="PR Preview" w:date="2026-01-01T00:00:00Z">
         <w:r>
-          <w:delText xml:space="preserve">Last modified: 2026-10-17 21:08:29 (PDT)</w:delText>
+          <w:delText xml:space="preserve">Last modified: 2026-10-18 11:21:26 (PDT)</w:delText>
         </w:r>
       </w:del>
     </w:p>
@@ -26,7 +26,7 @@
       </w:pPr>
       <w:ins w:id="2" w:author="PR Preview" w:date="2026-01-01T00:00:00Z">
         <w:r>
-          <w:t xml:space="preserve">Last modified: 2026-10-18 00:41:17 (PDT)</w:t>
+          <w:t xml:space="preserve">Last modified: 2026-10-18 11:35:52 (PDT)</w:t>
         </w:r>
       </w:ins>
     </w:p>
@@ -1278,7 +1278,7 @@
         <w:t xml:space="preserve"> </w:t>
       </w:r>
       <w:r>
-        <w:t xml:space="preserve">Dobson and Barnett (2018, sec. 2.4)</w:t>
+        <w:t xml:space="preserve">Dobson and Barnett [1, Sec. 2.4]</w:t>
       </w:r>
       <w:r>
         <w:t xml:space="preserve">.</w:t>
@@ -1719,7 +1719,7 @@
         <w:t xml:space="preserve"> </w:t>
       </w:r>
       <w:r>
-        <w:t xml:space="preserve">Dobson and Barnett (2018)</w:t>
+        <w:t xml:space="preserve">Dobson and Barnett [1]</w:t>
       </w:r>
       <w:r>
         <w:t xml:space="preserve">, section 2.4, for details.</w:t>
@@ -1789,7 +1789,7 @@
         <w:t xml:space="preserve"> </w:t>
       </w:r>
       <w:r>
-        <w:t xml:space="preserve">Dobson and Barnett (2018, sec. 2.4)</w:t>
+        <w:t xml:space="preserve">Dobson and Barnett [1, Sec. 2.4]</w:t>
       </w:r>
       <w:r>
         <w:t xml:space="preserve">.</w:t>
@@ -1999,7 +1999,7 @@
         <w:t xml:space="preserve"> (Source: Reference level). </w:t>
       </w:r>
       <w:r>
-        <w:t xml:space="preserve">Dobson and Barnett (2018, sec. 2.4)</w:t>
+        <w:t xml:space="preserve">Dobson and Barnett [1, Sec. 2.4]</w:t>
       </w:r>
       <w:r>
         <w:t xml:space="preserve">, who call this the corner point parameterization.</w:t>
@@ -7941,7 +7941,16 @@
         <w:pStyle w:val="Bibliography"/>
       </w:pPr>
       <w:r>
-        <w:t xml:space="preserve">Dobson, Annette J, and Adrian G Barnett. 2018.</w:t>
+        <w:t xml:space="preserve">[1]</w:t>
+      </w:r>
+      <w:r>
+        <w:t xml:space="preserve"> </w:t>
+      </w:r>
+      <w:r>
+        <w:t xml:space="preserve">	</w:t>
+      </w:r>
+      <w:r>
+        <w:t xml:space="preserve">A. J. Dobson and A. G. Barnett,</w:t>
       </w:r>
       <w:r>
         <w:t xml:space="preserve"> </w:t>
@@ -7951,10 +7960,10 @@
           <w:i/>
           <w:iCs/>
         </w:rPr>
-        <w:t xml:space="preserve">An Introduction to Generalized Linear Models</w:t>
-      </w:r>
-      <w:r>
-        <w:t xml:space="preserve">. 4th ed. CRC press.</w:t>
+        <w:t xml:space="preserve">An introduction to generalized linear models</w:t>
+      </w:r>
+      <w:r>
+        <w:t xml:space="preserve">, 4th ed. CRC press, 2018. doi:</w:t>
       </w:r>
       <w:r>
         <w:t xml:space="preserve"> </w:t>
@@ -7964,7 +7973,7 @@
           <w:rPr>
             <w:rStyle w:val="Hyperlink"/>
           </w:rPr>
-          <w:t xml:space="preserve">https://doi.org/10.1201/9781315182780</w:t>
+          <w:t xml:space="preserve">10.1201/9781315182780</w:t>
         </w:r>
       </w:hyperlink>
       <w:r>
